--- a/documenten/AcceptatieTesten.docx
+++ b/documenten/AcceptatieTesten.docx
@@ -12225,8 +12225,8 @@
           <w:szCs w:val="28"/>
         </w:rPr>
       </w:pPr>
-      <w:bookmarkStart w:id="19" w:name="testdoel-1"/>
-      <w:bookmarkStart w:id="20" w:name="_Toc223434662"/>
+      <w:bookmarkStart w:id="19" w:name="_Toc223434662"/>
+      <w:bookmarkStart w:id="20" w:name="testdoel-1"/>
       <w:r>
         <w:rPr>
           <w:sz w:val="28"/>
@@ -12234,7 +12234,7 @@
         </w:rPr>
         <w:t>Testdoel</w:t>
       </w:r>
-      <w:bookmarkEnd w:id="20"/>
+      <w:bookmarkEnd w:id="19"/>
     </w:p>
     <w:p>
       <w:pPr>
@@ -12278,9 +12278,9 @@
           <w:szCs w:val="28"/>
         </w:rPr>
       </w:pPr>
-      <w:bookmarkStart w:id="21" w:name="testopstelling-1"/>
-      <w:bookmarkStart w:id="22" w:name="_Toc223434663"/>
-      <w:bookmarkEnd w:id="19"/>
+      <w:bookmarkStart w:id="21" w:name="_Toc223434663"/>
+      <w:bookmarkStart w:id="22" w:name="testopstelling-1"/>
+      <w:bookmarkEnd w:id="20"/>
       <w:r>
         <w:rPr>
           <w:sz w:val="28"/>
@@ -12288,7 +12288,7 @@
         </w:rPr>
         <w:t>Testopstelling</w:t>
       </w:r>
-      <w:bookmarkEnd w:id="22"/>
+      <w:bookmarkEnd w:id="21"/>
     </w:p>
     <w:p>
       <w:pPr>
@@ -12324,7 +12324,7 @@
         </w:rPr>
       </w:pPr>
       <w:bookmarkStart w:id="23" w:name="benodigdheden-1"/>
-      <w:bookmarkEnd w:id="21"/>
+      <w:bookmarkEnd w:id="22"/>
       <w:r>
         <w:rPr>
           <w:b/>
@@ -12426,8 +12426,8 @@
           <w:szCs w:val="24"/>
         </w:rPr>
       </w:pPr>
-      <w:bookmarkStart w:id="24" w:name="uitvoering-test-1"/>
-      <w:bookmarkStart w:id="25" w:name="_Toc223434664"/>
+      <w:bookmarkStart w:id="24" w:name="_Toc223434664"/>
+      <w:bookmarkStart w:id="25" w:name="uitvoering-test-1"/>
       <w:bookmarkEnd w:id="23"/>
       <w:r>
         <w:rPr>
@@ -12436,7 +12436,7 @@
         </w:rPr>
         <w:t>Uitvoering test</w:t>
       </w:r>
-      <w:bookmarkEnd w:id="25"/>
+      <w:bookmarkEnd w:id="24"/>
     </w:p>
     <w:p>
       <w:pPr>
@@ -12574,9 +12574,9 @@
           <w:szCs w:val="28"/>
         </w:rPr>
       </w:pPr>
-      <w:bookmarkStart w:id="26" w:name="acceptatiecriteria-1"/>
-      <w:bookmarkStart w:id="27" w:name="_Toc223434665"/>
-      <w:bookmarkEnd w:id="24"/>
+      <w:bookmarkStart w:id="26" w:name="_Toc223434665"/>
+      <w:bookmarkStart w:id="27" w:name="acceptatiecriteria-1"/>
+      <w:bookmarkEnd w:id="25"/>
       <w:r>
         <w:rPr>
           <w:sz w:val="28"/>
@@ -12584,7 +12584,7 @@
         </w:rPr>
         <w:t>Acceptatiecriteria</w:t>
       </w:r>
-      <w:bookmarkEnd w:id="27"/>
+      <w:bookmarkEnd w:id="26"/>
     </w:p>
     <w:p>
       <w:pPr>
@@ -12639,7 +12639,7 @@
         </w:rPr>
       </w:pPr>
       <w:bookmarkStart w:id="28" w:name="_Toc223434666"/>
-      <w:bookmarkEnd w:id="26"/>
+      <w:bookmarkEnd w:id="27"/>
       <w:r>
         <w:rPr>
           <w:sz w:val="28"/>
@@ -13099,8 +13099,8 @@
           <w:szCs w:val="28"/>
         </w:rPr>
       </w:pPr>
-      <w:bookmarkStart w:id="31" w:name="testopstelling-2"/>
-      <w:bookmarkStart w:id="32" w:name="_Toc223434669"/>
+      <w:bookmarkStart w:id="31" w:name="_Toc223434669"/>
+      <w:bookmarkStart w:id="32" w:name="testopstelling-2"/>
       <w:r>
         <w:rPr>
           <w:sz w:val="28"/>
@@ -13108,7 +13108,7 @@
         </w:rPr>
         <w:t>Testopstelling</w:t>
       </w:r>
-      <w:bookmarkEnd w:id="32"/>
+      <w:bookmarkEnd w:id="31"/>
     </w:p>
     <w:p>
       <w:pPr>
@@ -13140,7 +13140,7 @@
         </w:rPr>
       </w:pPr>
       <w:bookmarkStart w:id="33" w:name="benodigdheden-2"/>
-      <w:bookmarkEnd w:id="31"/>
+      <w:bookmarkEnd w:id="32"/>
       <w:r>
         <w:rPr>
           <w:b/>
@@ -13204,8 +13204,8 @@
           <w:szCs w:val="28"/>
         </w:rPr>
       </w:pPr>
-      <w:bookmarkStart w:id="34" w:name="uitvoering-test-2"/>
-      <w:bookmarkStart w:id="35" w:name="_Toc223434670"/>
+      <w:bookmarkStart w:id="34" w:name="_Toc223434670"/>
+      <w:bookmarkStart w:id="35" w:name="uitvoering-test-2"/>
       <w:bookmarkEnd w:id="33"/>
       <w:r>
         <w:rPr>
@@ -13214,7 +13214,7 @@
         </w:rPr>
         <w:t>Uitvoering test</w:t>
       </w:r>
-      <w:bookmarkEnd w:id="35"/>
+      <w:bookmarkEnd w:id="34"/>
     </w:p>
     <w:p>
       <w:pPr>
@@ -13348,9 +13348,9 @@
           <w:szCs w:val="28"/>
         </w:rPr>
       </w:pPr>
-      <w:bookmarkStart w:id="36" w:name="acceptatiecriteria-2"/>
-      <w:bookmarkStart w:id="37" w:name="_Toc223434671"/>
-      <w:bookmarkEnd w:id="34"/>
+      <w:bookmarkStart w:id="36" w:name="_Toc223434671"/>
+      <w:bookmarkStart w:id="37" w:name="acceptatiecriteria-2"/>
+      <w:bookmarkEnd w:id="35"/>
       <w:r>
         <w:rPr>
           <w:sz w:val="28"/>
@@ -13358,7 +13358,7 @@
         </w:rPr>
         <w:t>Acceptatiecriteria</w:t>
       </w:r>
-      <w:bookmarkEnd w:id="37"/>
+      <w:bookmarkEnd w:id="36"/>
     </w:p>
     <w:p>
       <w:pPr>
@@ -13403,7 +13403,7 @@
         </w:rPr>
         <w:t>De APM keert tijdig om of stopt.</w:t>
       </w:r>
-      <w:bookmarkEnd w:id="36"/>
+      <w:bookmarkEnd w:id="37"/>
     </w:p>
     <w:p>
       <w:pPr>
@@ -13837,8 +13837,8 @@
           <w:szCs w:val="28"/>
         </w:rPr>
       </w:pPr>
-      <w:bookmarkStart w:id="40" w:name="testdoel-3"/>
-      <w:bookmarkStart w:id="41" w:name="_Toc223434674"/>
+      <w:bookmarkStart w:id="40" w:name="_Toc223434674"/>
+      <w:bookmarkStart w:id="41" w:name="testdoel-3"/>
       <w:r>
         <w:rPr>
           <w:sz w:val="28"/>
@@ -13846,7 +13846,7 @@
         </w:rPr>
         <w:t>Testdoel</w:t>
       </w:r>
-      <w:bookmarkEnd w:id="41"/>
+      <w:bookmarkEnd w:id="40"/>
     </w:p>
     <w:p>
       <w:pPr>
@@ -13874,9 +13874,9 @@
           <w:szCs w:val="28"/>
         </w:rPr>
       </w:pPr>
-      <w:bookmarkStart w:id="42" w:name="testopstelling-3"/>
-      <w:bookmarkStart w:id="43" w:name="_Toc223434675"/>
-      <w:bookmarkEnd w:id="40"/>
+      <w:bookmarkStart w:id="42" w:name="_Toc223434675"/>
+      <w:bookmarkStart w:id="43" w:name="testopstelling-3"/>
+      <w:bookmarkEnd w:id="41"/>
       <w:r>
         <w:rPr>
           <w:sz w:val="28"/>
@@ -13884,7 +13884,7 @@
         </w:rPr>
         <w:t>Testopstelling</w:t>
       </w:r>
-      <w:bookmarkEnd w:id="43"/>
+      <w:bookmarkEnd w:id="42"/>
     </w:p>
     <w:p>
       <w:pPr>
@@ -13916,7 +13916,7 @@
         </w:rPr>
       </w:pPr>
       <w:bookmarkStart w:id="44" w:name="benodigdheden-3"/>
-      <w:bookmarkEnd w:id="42"/>
+      <w:bookmarkEnd w:id="43"/>
       <w:r>
         <w:rPr>
           <w:b/>
@@ -14018,8 +14018,8 @@
           <w:szCs w:val="28"/>
         </w:rPr>
       </w:pPr>
-      <w:bookmarkStart w:id="45" w:name="uitvoering-test-3"/>
-      <w:bookmarkStart w:id="46" w:name="_Toc223434676"/>
+      <w:bookmarkStart w:id="45" w:name="_Toc223434676"/>
+      <w:bookmarkStart w:id="46" w:name="uitvoering-test-3"/>
       <w:bookmarkEnd w:id="44"/>
       <w:r>
         <w:rPr>
@@ -14028,7 +14028,7 @@
         </w:rPr>
         <w:t>Uitvoering test</w:t>
       </w:r>
-      <w:bookmarkEnd w:id="46"/>
+      <w:bookmarkEnd w:id="45"/>
     </w:p>
     <w:p>
       <w:pPr>
@@ -14158,9 +14158,9 @@
           <w:szCs w:val="28"/>
         </w:rPr>
       </w:pPr>
-      <w:bookmarkStart w:id="47" w:name="acceptatiecriteria-3"/>
-      <w:bookmarkStart w:id="48" w:name="_Toc223434677"/>
-      <w:bookmarkEnd w:id="45"/>
+      <w:bookmarkStart w:id="47" w:name="_Toc223434677"/>
+      <w:bookmarkStart w:id="48" w:name="acceptatiecriteria-3"/>
+      <w:bookmarkEnd w:id="46"/>
       <w:r>
         <w:rPr>
           <w:sz w:val="28"/>
@@ -14168,7 +14168,7 @@
         </w:rPr>
         <w:t>Acceptatiecriteria</w:t>
       </w:r>
-      <w:bookmarkEnd w:id="48"/>
+      <w:bookmarkEnd w:id="47"/>
     </w:p>
     <w:p>
       <w:pPr>
@@ -14213,7 +14213,7 @@
         </w:rPr>
         <w:t>De APM blijft stabiel rijden.</w:t>
       </w:r>
-      <w:bookmarkEnd w:id="47"/>
+      <w:bookmarkEnd w:id="48"/>
     </w:p>
     <w:p>
       <w:pPr>
@@ -14654,8 +14654,8 @@
           <w:szCs w:val="28"/>
         </w:rPr>
       </w:pPr>
-      <w:bookmarkStart w:id="51" w:name="testdoel-4"/>
-      <w:bookmarkStart w:id="52" w:name="_Toc223434680"/>
+      <w:bookmarkStart w:id="51" w:name="_Toc223434680"/>
+      <w:bookmarkStart w:id="52" w:name="testdoel-4"/>
       <w:r>
         <w:rPr>
           <w:sz w:val="28"/>
@@ -14663,7 +14663,7 @@
         </w:rPr>
         <w:t>Testdoel</w:t>
       </w:r>
-      <w:bookmarkEnd w:id="52"/>
+      <w:bookmarkEnd w:id="51"/>
     </w:p>
     <w:p>
       <w:pPr>
@@ -14691,9 +14691,9 @@
           <w:szCs w:val="28"/>
         </w:rPr>
       </w:pPr>
-      <w:bookmarkStart w:id="53" w:name="testopstelling-4"/>
-      <w:bookmarkStart w:id="54" w:name="_Toc223434681"/>
-      <w:bookmarkEnd w:id="51"/>
+      <w:bookmarkStart w:id="53" w:name="_Toc223434681"/>
+      <w:bookmarkStart w:id="54" w:name="testopstelling-4"/>
+      <w:bookmarkEnd w:id="52"/>
       <w:r>
         <w:rPr>
           <w:sz w:val="28"/>
@@ -14701,7 +14701,7 @@
         </w:rPr>
         <w:t>Testopstelling</w:t>
       </w:r>
-      <w:bookmarkEnd w:id="54"/>
+      <w:bookmarkEnd w:id="53"/>
     </w:p>
     <w:p>
       <w:pPr>
@@ -14733,7 +14733,7 @@
         </w:rPr>
       </w:pPr>
       <w:bookmarkStart w:id="55" w:name="benodigdheden-4"/>
-      <w:bookmarkEnd w:id="53"/>
+      <w:bookmarkEnd w:id="54"/>
       <w:r>
         <w:rPr>
           <w:b/>
@@ -14797,8 +14797,8 @@
           <w:szCs w:val="28"/>
         </w:rPr>
       </w:pPr>
-      <w:bookmarkStart w:id="56" w:name="uitvoering-test-4"/>
-      <w:bookmarkStart w:id="57" w:name="_Toc223434682"/>
+      <w:bookmarkStart w:id="56" w:name="_Toc223434682"/>
+      <w:bookmarkStart w:id="57" w:name="uitvoering-test-4"/>
       <w:bookmarkEnd w:id="55"/>
       <w:r>
         <w:rPr>
@@ -14807,7 +14807,7 @@
         </w:rPr>
         <w:t>Uitvoering test</w:t>
       </w:r>
-      <w:bookmarkEnd w:id="57"/>
+      <w:bookmarkEnd w:id="56"/>
     </w:p>
     <w:p>
       <w:pPr>
@@ -14917,9 +14917,9 @@
           <w:szCs w:val="28"/>
         </w:rPr>
       </w:pPr>
-      <w:bookmarkStart w:id="58" w:name="acceptatiecriteria-4"/>
-      <w:bookmarkStart w:id="59" w:name="_Toc223434683"/>
-      <w:bookmarkEnd w:id="56"/>
+      <w:bookmarkStart w:id="58" w:name="_Toc223434683"/>
+      <w:bookmarkStart w:id="59" w:name="acceptatiecriteria-4"/>
+      <w:bookmarkEnd w:id="57"/>
       <w:r>
         <w:rPr>
           <w:sz w:val="28"/>
@@ -14927,7 +14927,7 @@
         </w:rPr>
         <w:t>Acceptatiecriteria</w:t>
       </w:r>
-      <w:bookmarkEnd w:id="59"/>
+      <w:bookmarkEnd w:id="58"/>
     </w:p>
     <w:p>
       <w:pPr>
@@ -14950,7 +14950,7 @@
         </w:rPr>
         <w:t>Alle RFID-tags worden correct gedetecteerd.</w:t>
       </w:r>
-      <w:bookmarkEnd w:id="58"/>
+      <w:bookmarkEnd w:id="59"/>
     </w:p>
     <w:p>
       <w:pPr>
@@ -17975,8 +17975,8 @@
           <w:szCs w:val="28"/>
         </w:rPr>
       </w:pPr>
-      <w:bookmarkStart w:id="80" w:name="testdoel-2"/>
-      <w:bookmarkStart w:id="81" w:name="_Toc223434704"/>
+      <w:bookmarkStart w:id="80" w:name="_Toc223434704"/>
+      <w:bookmarkStart w:id="81" w:name="testdoel-2"/>
       <w:r>
         <w:rPr>
           <w:sz w:val="28"/>
@@ -17984,7 +17984,7 @@
         </w:rPr>
         <w:t>Testdoel</w:t>
       </w:r>
-      <w:bookmarkEnd w:id="81"/>
+      <w:bookmarkEnd w:id="80"/>
     </w:p>
     <w:p>
       <w:pPr>
@@ -18013,7 +18013,7 @@
         </w:rPr>
       </w:pPr>
       <w:bookmarkStart w:id="82" w:name="_Toc223434705"/>
-      <w:bookmarkEnd w:id="80"/>
+      <w:bookmarkEnd w:id="81"/>
       <w:r>
         <w:rPr>
           <w:sz w:val="28"/>

--- a/documenten/AcceptatieTesten.docx
+++ b/documenten/AcceptatieTesten.docx
@@ -10213,13 +10213,6 @@
                 <w:szCs w:val="22"/>
               </w:rPr>
             </w:pPr>
-            <w:r>
-              <w:rPr>
-                <w:sz w:val="22"/>
-                <w:szCs w:val="22"/>
-              </w:rPr>
-              <w:t>Ja</w:t>
-            </w:r>
           </w:p>
         </w:tc>
       </w:tr>
@@ -10261,13 +10254,6 @@
                 <w:szCs w:val="22"/>
               </w:rPr>
             </w:pPr>
-            <w:r>
-              <w:rPr>
-                <w:sz w:val="22"/>
-                <w:szCs w:val="22"/>
-              </w:rPr>
-              <w:t>Ja</w:t>
-            </w:r>
           </w:p>
         </w:tc>
       </w:tr>
@@ -10312,13 +10298,6 @@
                 <w:szCs w:val="22"/>
               </w:rPr>
             </w:pPr>
-            <w:r>
-              <w:rPr>
-                <w:sz w:val="22"/>
-                <w:szCs w:val="22"/>
-              </w:rPr>
-              <w:t>Ja</w:t>
-            </w:r>
           </w:p>
         </w:tc>
       </w:tr>
@@ -10360,13 +10339,6 @@
                 <w:szCs w:val="22"/>
               </w:rPr>
             </w:pPr>
-            <w:r>
-              <w:rPr>
-                <w:sz w:val="22"/>
-                <w:szCs w:val="22"/>
-              </w:rPr>
-              <w:t>Ja</w:t>
-            </w:r>
           </w:p>
         </w:tc>
       </w:tr>
@@ -10411,13 +10383,6 @@
                 <w:szCs w:val="22"/>
               </w:rPr>
             </w:pPr>
-            <w:r>
-              <w:rPr>
-                <w:sz w:val="22"/>
-                <w:szCs w:val="22"/>
-              </w:rPr>
-              <w:t xml:space="preserve">Ja </w:t>
-            </w:r>
           </w:p>
         </w:tc>
       </w:tr>
@@ -11026,13 +10991,6 @@
                 <w:szCs w:val="22"/>
               </w:rPr>
             </w:pPr>
-            <w:r>
-              <w:rPr>
-                <w:sz w:val="22"/>
-                <w:szCs w:val="22"/>
-              </w:rPr>
-              <w:t>Ja</w:t>
-            </w:r>
           </w:p>
         </w:tc>
         <w:tc>
@@ -11047,13 +11005,6 @@
                 <w:szCs w:val="22"/>
               </w:rPr>
             </w:pPr>
-            <w:r>
-              <w:rPr>
-                <w:sz w:val="22"/>
-                <w:szCs w:val="22"/>
-              </w:rPr>
-              <w:t>Ja</w:t>
-            </w:r>
           </w:p>
         </w:tc>
       </w:tr>
@@ -11095,13 +11046,6 @@
                 <w:szCs w:val="22"/>
               </w:rPr>
             </w:pPr>
-            <w:r>
-              <w:rPr>
-                <w:sz w:val="22"/>
-                <w:szCs w:val="22"/>
-              </w:rPr>
-              <w:t>Ja</w:t>
-            </w:r>
           </w:p>
         </w:tc>
         <w:tc>
@@ -11116,13 +11060,6 @@
                 <w:szCs w:val="22"/>
               </w:rPr>
             </w:pPr>
-            <w:r>
-              <w:rPr>
-                <w:sz w:val="22"/>
-                <w:szCs w:val="22"/>
-              </w:rPr>
-              <w:t>Ja</w:t>
-            </w:r>
           </w:p>
         </w:tc>
       </w:tr>
@@ -11167,13 +11104,6 @@
                 <w:szCs w:val="22"/>
               </w:rPr>
             </w:pPr>
-            <w:r>
-              <w:rPr>
-                <w:sz w:val="22"/>
-                <w:szCs w:val="22"/>
-              </w:rPr>
-              <w:t>Ja</w:t>
-            </w:r>
           </w:p>
         </w:tc>
         <w:tc>
@@ -11188,13 +11118,6 @@
                 <w:szCs w:val="22"/>
               </w:rPr>
             </w:pPr>
-            <w:r>
-              <w:rPr>
-                <w:sz w:val="22"/>
-                <w:szCs w:val="22"/>
-              </w:rPr>
-              <w:t>Ja</w:t>
-            </w:r>
           </w:p>
         </w:tc>
       </w:tr>
@@ -11236,13 +11159,6 @@
                 <w:szCs w:val="22"/>
               </w:rPr>
             </w:pPr>
-            <w:r>
-              <w:rPr>
-                <w:sz w:val="22"/>
-                <w:szCs w:val="22"/>
-              </w:rPr>
-              <w:t>Ja</w:t>
-            </w:r>
           </w:p>
         </w:tc>
         <w:tc>
@@ -11257,13 +11173,6 @@
                 <w:szCs w:val="22"/>
               </w:rPr>
             </w:pPr>
-            <w:r>
-              <w:rPr>
-                <w:sz w:val="22"/>
-                <w:szCs w:val="22"/>
-              </w:rPr>
-              <w:t>Ja</w:t>
-            </w:r>
           </w:p>
         </w:tc>
       </w:tr>
@@ -11308,13 +11217,6 @@
                 <w:szCs w:val="22"/>
               </w:rPr>
             </w:pPr>
-            <w:r>
-              <w:rPr>
-                <w:sz w:val="22"/>
-                <w:szCs w:val="22"/>
-              </w:rPr>
-              <w:t>Ja</w:t>
-            </w:r>
           </w:p>
         </w:tc>
         <w:tc>
@@ -11329,13 +11231,6 @@
                 <w:szCs w:val="22"/>
               </w:rPr>
             </w:pPr>
-            <w:r>
-              <w:rPr>
-                <w:sz w:val="22"/>
-                <w:szCs w:val="22"/>
-              </w:rPr>
-              <w:t>Ja</w:t>
-            </w:r>
           </w:p>
         </w:tc>
       </w:tr>
@@ -11946,7 +11841,7 @@
                 <w:sz w:val="20"/>
                 <w:szCs w:val="20"/>
               </w:rPr>
-              <w:t xml:space="preserve">Ja </w:t>
+              <w:t xml:space="preserve"> </w:t>
             </w:r>
           </w:p>
         </w:tc>
@@ -11989,13 +11884,6 @@
                 <w:szCs w:val="20"/>
               </w:rPr>
             </w:pPr>
-            <w:r>
-              <w:rPr>
-                <w:sz w:val="20"/>
-                <w:szCs w:val="20"/>
-              </w:rPr>
-              <w:t>Ja</w:t>
-            </w:r>
           </w:p>
         </w:tc>
       </w:tr>
@@ -12040,13 +11928,6 @@
                 <w:szCs w:val="20"/>
               </w:rPr>
             </w:pPr>
-            <w:r>
-              <w:rPr>
-                <w:sz w:val="20"/>
-                <w:szCs w:val="20"/>
-              </w:rPr>
-              <w:t>Ja</w:t>
-            </w:r>
           </w:p>
         </w:tc>
       </w:tr>
@@ -12088,13 +11969,6 @@
                 <w:szCs w:val="20"/>
               </w:rPr>
             </w:pPr>
-            <w:r>
-              <w:rPr>
-                <w:sz w:val="20"/>
-                <w:szCs w:val="20"/>
-              </w:rPr>
-              <w:t>Ja</w:t>
-            </w:r>
           </w:p>
         </w:tc>
       </w:tr>
@@ -12139,13 +12013,6 @@
                 <w:szCs w:val="20"/>
               </w:rPr>
             </w:pPr>
-            <w:r>
-              <w:rPr>
-                <w:sz w:val="20"/>
-                <w:szCs w:val="20"/>
-              </w:rPr>
-              <w:t>Ja</w:t>
-            </w:r>
           </w:p>
         </w:tc>
       </w:tr>
@@ -12765,13 +12632,6 @@
                 <w:szCs w:val="22"/>
               </w:rPr>
             </w:pPr>
-            <w:r>
-              <w:rPr>
-                <w:sz w:val="20"/>
-                <w:szCs w:val="20"/>
-              </w:rPr>
-              <w:t>Ja</w:t>
-            </w:r>
           </w:p>
         </w:tc>
       </w:tr>
@@ -12813,13 +12673,6 @@
                 <w:szCs w:val="22"/>
               </w:rPr>
             </w:pPr>
-            <w:r>
-              <w:rPr>
-                <w:sz w:val="20"/>
-                <w:szCs w:val="20"/>
-              </w:rPr>
-              <w:t>Ja</w:t>
-            </w:r>
           </w:p>
         </w:tc>
       </w:tr>
@@ -12864,13 +12717,6 @@
                 <w:szCs w:val="22"/>
               </w:rPr>
             </w:pPr>
-            <w:r>
-              <w:rPr>
-                <w:sz w:val="20"/>
-                <w:szCs w:val="20"/>
-              </w:rPr>
-              <w:t>Ja</w:t>
-            </w:r>
           </w:p>
         </w:tc>
       </w:tr>
@@ -12912,13 +12758,6 @@
                 <w:szCs w:val="22"/>
               </w:rPr>
             </w:pPr>
-            <w:r>
-              <w:rPr>
-                <w:sz w:val="20"/>
-                <w:szCs w:val="20"/>
-              </w:rPr>
-              <w:t>Ja</w:t>
-            </w:r>
           </w:p>
         </w:tc>
       </w:tr>
@@ -12963,13 +12802,6 @@
                 <w:szCs w:val="22"/>
               </w:rPr>
             </w:pPr>
-            <w:r>
-              <w:rPr>
-                <w:sz w:val="20"/>
-                <w:szCs w:val="20"/>
-              </w:rPr>
-              <w:t>Ja</w:t>
-            </w:r>
           </w:p>
         </w:tc>
       </w:tr>
@@ -13546,13 +13378,6 @@
                 <w:szCs w:val="22"/>
               </w:rPr>
             </w:pPr>
-            <w:r>
-              <w:rPr>
-                <w:sz w:val="20"/>
-                <w:szCs w:val="20"/>
-              </w:rPr>
-              <w:t>Ja</w:t>
-            </w:r>
           </w:p>
         </w:tc>
       </w:tr>
@@ -13594,13 +13419,6 @@
                 <w:szCs w:val="22"/>
               </w:rPr>
             </w:pPr>
-            <w:r>
-              <w:rPr>
-                <w:sz w:val="20"/>
-                <w:szCs w:val="20"/>
-              </w:rPr>
-              <w:t>Ja</w:t>
-            </w:r>
           </w:p>
         </w:tc>
       </w:tr>
@@ -13645,13 +13463,6 @@
                 <w:szCs w:val="22"/>
               </w:rPr>
             </w:pPr>
-            <w:r>
-              <w:rPr>
-                <w:sz w:val="20"/>
-                <w:szCs w:val="20"/>
-              </w:rPr>
-              <w:t>Ja</w:t>
-            </w:r>
           </w:p>
         </w:tc>
       </w:tr>
@@ -13693,13 +13504,6 @@
                 <w:szCs w:val="22"/>
               </w:rPr>
             </w:pPr>
-            <w:r>
-              <w:rPr>
-                <w:sz w:val="20"/>
-                <w:szCs w:val="20"/>
-              </w:rPr>
-              <w:t>Ja</w:t>
-            </w:r>
           </w:p>
         </w:tc>
       </w:tr>
@@ -13744,13 +13548,6 @@
                 <w:szCs w:val="22"/>
               </w:rPr>
             </w:pPr>
-            <w:r>
-              <w:rPr>
-                <w:sz w:val="20"/>
-                <w:szCs w:val="20"/>
-              </w:rPr>
-              <w:t>Ja</w:t>
-            </w:r>
           </w:p>
         </w:tc>
       </w:tr>
@@ -14349,13 +14146,6 @@
                 <w:szCs w:val="22"/>
               </w:rPr>
             </w:pPr>
-            <w:r>
-              <w:rPr>
-                <w:sz w:val="20"/>
-                <w:szCs w:val="20"/>
-              </w:rPr>
-              <w:t>Ja</w:t>
-            </w:r>
           </w:p>
         </w:tc>
       </w:tr>
@@ -14397,13 +14187,6 @@
                 <w:szCs w:val="22"/>
               </w:rPr>
             </w:pPr>
-            <w:r>
-              <w:rPr>
-                <w:sz w:val="20"/>
-                <w:szCs w:val="20"/>
-              </w:rPr>
-              <w:t>Ja</w:t>
-            </w:r>
           </w:p>
         </w:tc>
       </w:tr>
@@ -14448,13 +14231,6 @@
                 <w:szCs w:val="22"/>
               </w:rPr>
             </w:pPr>
-            <w:r>
-              <w:rPr>
-                <w:sz w:val="20"/>
-                <w:szCs w:val="20"/>
-              </w:rPr>
-              <w:t>Ja</w:t>
-            </w:r>
           </w:p>
         </w:tc>
       </w:tr>
@@ -14496,13 +14272,6 @@
                 <w:szCs w:val="22"/>
               </w:rPr>
             </w:pPr>
-            <w:r>
-              <w:rPr>
-                <w:sz w:val="20"/>
-                <w:szCs w:val="20"/>
-              </w:rPr>
-              <w:t>Ja</w:t>
-            </w:r>
           </w:p>
         </w:tc>
       </w:tr>
@@ -14547,13 +14316,6 @@
                 <w:szCs w:val="22"/>
               </w:rPr>
             </w:pPr>
-            <w:r>
-              <w:rPr>
-                <w:sz w:val="20"/>
-                <w:szCs w:val="20"/>
-              </w:rPr>
-              <w:t>Ja</w:t>
-            </w:r>
           </w:p>
         </w:tc>
       </w:tr>
@@ -15086,13 +14848,6 @@
                 <w:szCs w:val="22"/>
               </w:rPr>
             </w:pPr>
-            <w:r>
-              <w:rPr>
-                <w:sz w:val="20"/>
-                <w:szCs w:val="20"/>
-              </w:rPr>
-              <w:t>Ja</w:t>
-            </w:r>
           </w:p>
         </w:tc>
       </w:tr>
@@ -15134,13 +14889,6 @@
                 <w:szCs w:val="22"/>
               </w:rPr>
             </w:pPr>
-            <w:r>
-              <w:rPr>
-                <w:sz w:val="20"/>
-                <w:szCs w:val="20"/>
-              </w:rPr>
-              <w:t>Ja</w:t>
-            </w:r>
           </w:p>
         </w:tc>
       </w:tr>
@@ -15185,13 +14933,6 @@
                 <w:szCs w:val="22"/>
               </w:rPr>
             </w:pPr>
-            <w:r>
-              <w:rPr>
-                <w:sz w:val="20"/>
-                <w:szCs w:val="20"/>
-              </w:rPr>
-              <w:t>Ja</w:t>
-            </w:r>
           </w:p>
         </w:tc>
       </w:tr>
@@ -15233,13 +14974,6 @@
                 <w:szCs w:val="22"/>
               </w:rPr>
             </w:pPr>
-            <w:r>
-              <w:rPr>
-                <w:sz w:val="20"/>
-                <w:szCs w:val="20"/>
-              </w:rPr>
-              <w:t>Ja</w:t>
-            </w:r>
           </w:p>
         </w:tc>
       </w:tr>
@@ -15284,13 +15018,6 @@
                 <w:szCs w:val="22"/>
               </w:rPr>
             </w:pPr>
-            <w:r>
-              <w:rPr>
-                <w:sz w:val="20"/>
-                <w:szCs w:val="20"/>
-              </w:rPr>
-              <w:t>Ja</w:t>
-            </w:r>
           </w:p>
         </w:tc>
       </w:tr>
@@ -15900,13 +15627,6 @@
                 <w:szCs w:val="20"/>
               </w:rPr>
             </w:pPr>
-            <w:r>
-              <w:rPr>
-                <w:sz w:val="20"/>
-                <w:szCs w:val="20"/>
-              </w:rPr>
-              <w:t>Ja</w:t>
-            </w:r>
           </w:p>
         </w:tc>
       </w:tr>
@@ -15948,13 +15668,6 @@
                 <w:szCs w:val="20"/>
               </w:rPr>
             </w:pPr>
-            <w:r>
-              <w:rPr>
-                <w:sz w:val="20"/>
-                <w:szCs w:val="20"/>
-              </w:rPr>
-              <w:t>Ja</w:t>
-            </w:r>
           </w:p>
         </w:tc>
       </w:tr>
@@ -15999,13 +15712,6 @@
                 <w:szCs w:val="20"/>
               </w:rPr>
             </w:pPr>
-            <w:r>
-              <w:rPr>
-                <w:sz w:val="20"/>
-                <w:szCs w:val="20"/>
-              </w:rPr>
-              <w:t>Ja</w:t>
-            </w:r>
           </w:p>
         </w:tc>
       </w:tr>
@@ -16047,13 +15753,6 @@
                 <w:szCs w:val="20"/>
               </w:rPr>
             </w:pPr>
-            <w:r>
-              <w:rPr>
-                <w:sz w:val="20"/>
-                <w:szCs w:val="20"/>
-              </w:rPr>
-              <w:t>Ja</w:t>
-            </w:r>
           </w:p>
         </w:tc>
       </w:tr>
@@ -16098,13 +15797,6 @@
                 <w:szCs w:val="20"/>
               </w:rPr>
             </w:pPr>
-            <w:r>
-              <w:rPr>
-                <w:sz w:val="20"/>
-                <w:szCs w:val="20"/>
-              </w:rPr>
-              <w:t>Ja</w:t>
-            </w:r>
           </w:p>
         </w:tc>
       </w:tr>
@@ -16680,13 +16372,6 @@
                 <w:szCs w:val="22"/>
               </w:rPr>
             </w:pPr>
-            <w:r>
-              <w:rPr>
-                <w:sz w:val="20"/>
-                <w:szCs w:val="20"/>
-              </w:rPr>
-              <w:t>Ja</w:t>
-            </w:r>
           </w:p>
         </w:tc>
       </w:tr>
@@ -16728,13 +16413,6 @@
                 <w:szCs w:val="22"/>
               </w:rPr>
             </w:pPr>
-            <w:r>
-              <w:rPr>
-                <w:sz w:val="20"/>
-                <w:szCs w:val="20"/>
-              </w:rPr>
-              <w:t>Ja</w:t>
-            </w:r>
           </w:p>
         </w:tc>
       </w:tr>
@@ -16779,13 +16457,6 @@
                 <w:szCs w:val="22"/>
               </w:rPr>
             </w:pPr>
-            <w:r>
-              <w:rPr>
-                <w:sz w:val="20"/>
-                <w:szCs w:val="20"/>
-              </w:rPr>
-              <w:t>Ja</w:t>
-            </w:r>
           </w:p>
         </w:tc>
       </w:tr>
@@ -16827,13 +16498,6 @@
                 <w:szCs w:val="22"/>
               </w:rPr>
             </w:pPr>
-            <w:r>
-              <w:rPr>
-                <w:sz w:val="20"/>
-                <w:szCs w:val="20"/>
-              </w:rPr>
-              <w:t>Ja</w:t>
-            </w:r>
           </w:p>
         </w:tc>
       </w:tr>
@@ -16878,13 +16542,6 @@
                 <w:szCs w:val="22"/>
               </w:rPr>
             </w:pPr>
-            <w:r>
-              <w:rPr>
-                <w:sz w:val="20"/>
-                <w:szCs w:val="20"/>
-              </w:rPr>
-              <w:t>Ja</w:t>
-            </w:r>
           </w:p>
         </w:tc>
       </w:tr>
@@ -17656,13 +17313,6 @@
                 <w:szCs w:val="22"/>
               </w:rPr>
             </w:pPr>
-            <w:r>
-              <w:rPr>
-                <w:sz w:val="20"/>
-                <w:szCs w:val="20"/>
-              </w:rPr>
-              <w:t>Ja</w:t>
-            </w:r>
           </w:p>
         </w:tc>
       </w:tr>
@@ -17704,13 +17354,6 @@
                 <w:szCs w:val="22"/>
               </w:rPr>
             </w:pPr>
-            <w:r>
-              <w:rPr>
-                <w:sz w:val="20"/>
-                <w:szCs w:val="20"/>
-              </w:rPr>
-              <w:t>Ja</w:t>
-            </w:r>
           </w:p>
         </w:tc>
       </w:tr>
@@ -17755,13 +17398,6 @@
                 <w:szCs w:val="22"/>
               </w:rPr>
             </w:pPr>
-            <w:r>
-              <w:rPr>
-                <w:sz w:val="20"/>
-                <w:szCs w:val="20"/>
-              </w:rPr>
-              <w:t>Ja</w:t>
-            </w:r>
           </w:p>
         </w:tc>
       </w:tr>
@@ -17803,13 +17439,6 @@
                 <w:szCs w:val="22"/>
               </w:rPr>
             </w:pPr>
-            <w:r>
-              <w:rPr>
-                <w:sz w:val="20"/>
-                <w:szCs w:val="20"/>
-              </w:rPr>
-              <w:t>Ja</w:t>
-            </w:r>
           </w:p>
         </w:tc>
       </w:tr>
@@ -17854,13 +17483,6 @@
                 <w:szCs w:val="22"/>
               </w:rPr>
             </w:pPr>
-            <w:r>
-              <w:rPr>
-                <w:sz w:val="20"/>
-                <w:szCs w:val="20"/>
-              </w:rPr>
-              <w:t>Ja</w:t>
-            </w:r>
           </w:p>
         </w:tc>
       </w:tr>
@@ -18520,13 +18142,6 @@
                 <w:szCs w:val="22"/>
               </w:rPr>
             </w:pPr>
-            <w:r>
-              <w:rPr>
-                <w:sz w:val="20"/>
-                <w:szCs w:val="20"/>
-              </w:rPr>
-              <w:t>Ja</w:t>
-            </w:r>
           </w:p>
         </w:tc>
       </w:tr>
@@ -18568,13 +18183,6 @@
                 <w:szCs w:val="22"/>
               </w:rPr>
             </w:pPr>
-            <w:r>
-              <w:rPr>
-                <w:sz w:val="20"/>
-                <w:szCs w:val="20"/>
-              </w:rPr>
-              <w:t>Ja</w:t>
-            </w:r>
           </w:p>
         </w:tc>
       </w:tr>
@@ -18619,13 +18227,6 @@
                 <w:szCs w:val="22"/>
               </w:rPr>
             </w:pPr>
-            <w:r>
-              <w:rPr>
-                <w:sz w:val="20"/>
-                <w:szCs w:val="20"/>
-              </w:rPr>
-              <w:t>Ja</w:t>
-            </w:r>
           </w:p>
         </w:tc>
       </w:tr>
@@ -18667,13 +18268,6 @@
                 <w:szCs w:val="22"/>
               </w:rPr>
             </w:pPr>
-            <w:r>
-              <w:rPr>
-                <w:sz w:val="20"/>
-                <w:szCs w:val="20"/>
-              </w:rPr>
-              <w:t>Ja</w:t>
-            </w:r>
           </w:p>
         </w:tc>
       </w:tr>
@@ -18718,13 +18312,6 @@
                 <w:szCs w:val="22"/>
               </w:rPr>
             </w:pPr>
-            <w:r>
-              <w:rPr>
-                <w:sz w:val="20"/>
-                <w:szCs w:val="20"/>
-              </w:rPr>
-              <w:t>Ja</w:t>
-            </w:r>
           </w:p>
         </w:tc>
       </w:tr>
@@ -19260,13 +18847,6 @@
                 <w:szCs w:val="22"/>
               </w:rPr>
             </w:pPr>
-            <w:r>
-              <w:rPr>
-                <w:sz w:val="20"/>
-                <w:szCs w:val="20"/>
-              </w:rPr>
-              <w:t>Ja</w:t>
-            </w:r>
           </w:p>
         </w:tc>
       </w:tr>
@@ -19308,13 +18888,6 @@
                 <w:szCs w:val="22"/>
               </w:rPr>
             </w:pPr>
-            <w:r>
-              <w:rPr>
-                <w:sz w:val="20"/>
-                <w:szCs w:val="20"/>
-              </w:rPr>
-              <w:t>Ja</w:t>
-            </w:r>
           </w:p>
         </w:tc>
       </w:tr>
@@ -19359,13 +18932,6 @@
                 <w:szCs w:val="22"/>
               </w:rPr>
             </w:pPr>
-            <w:r>
-              <w:rPr>
-                <w:sz w:val="20"/>
-                <w:szCs w:val="20"/>
-              </w:rPr>
-              <w:t>Ja</w:t>
-            </w:r>
           </w:p>
         </w:tc>
       </w:tr>
@@ -19407,13 +18973,6 @@
                 <w:szCs w:val="22"/>
               </w:rPr>
             </w:pPr>
-            <w:r>
-              <w:rPr>
-                <w:sz w:val="20"/>
-                <w:szCs w:val="20"/>
-              </w:rPr>
-              <w:t>Ja</w:t>
-            </w:r>
           </w:p>
         </w:tc>
       </w:tr>
@@ -19458,13 +19017,6 @@
                 <w:szCs w:val="22"/>
               </w:rPr>
             </w:pPr>
-            <w:r>
-              <w:rPr>
-                <w:sz w:val="20"/>
-                <w:szCs w:val="20"/>
-              </w:rPr>
-              <w:t>Ja</w:t>
-            </w:r>
           </w:p>
         </w:tc>
       </w:tr>
@@ -20019,13 +19571,6 @@
                 <w:szCs w:val="22"/>
               </w:rPr>
             </w:pPr>
-            <w:r>
-              <w:rPr>
-                <w:sz w:val="20"/>
-                <w:szCs w:val="20"/>
-              </w:rPr>
-              <w:t>Ja</w:t>
-            </w:r>
           </w:p>
         </w:tc>
       </w:tr>
@@ -20067,13 +19612,6 @@
                 <w:szCs w:val="22"/>
               </w:rPr>
             </w:pPr>
-            <w:r>
-              <w:rPr>
-                <w:sz w:val="20"/>
-                <w:szCs w:val="20"/>
-              </w:rPr>
-              <w:t>Ja</w:t>
-            </w:r>
           </w:p>
         </w:tc>
       </w:tr>
@@ -20118,13 +19656,6 @@
                 <w:szCs w:val="22"/>
               </w:rPr>
             </w:pPr>
-            <w:r>
-              <w:rPr>
-                <w:sz w:val="20"/>
-                <w:szCs w:val="20"/>
-              </w:rPr>
-              <w:t>Ja</w:t>
-            </w:r>
           </w:p>
         </w:tc>
       </w:tr>
@@ -20166,13 +19697,6 @@
                 <w:szCs w:val="22"/>
               </w:rPr>
             </w:pPr>
-            <w:r>
-              <w:rPr>
-                <w:sz w:val="20"/>
-                <w:szCs w:val="20"/>
-              </w:rPr>
-              <w:t>Ja</w:t>
-            </w:r>
           </w:p>
         </w:tc>
       </w:tr>
@@ -20217,13 +19741,6 @@
                 <w:szCs w:val="22"/>
               </w:rPr>
             </w:pPr>
-            <w:r>
-              <w:rPr>
-                <w:sz w:val="20"/>
-                <w:szCs w:val="20"/>
-              </w:rPr>
-              <w:t>Ja</w:t>
-            </w:r>
           </w:p>
         </w:tc>
       </w:tr>
